--- a/Collatio/8/1. Textos/2. Limpios/8-E.docx
+++ b/Collatio/8/1. Textos/2. Limpios/8-E.docx
@@ -1,674 +1,512 @@
 
 <file path=word/document.xml><?xml version="1.0" encoding="utf-8"?>
-<w:document xmlns:wpc="http://schemas.microsoft.com/office/word/2010/wordprocessingCanvas" xmlns:cx="http://schemas.microsoft.com/office/drawing/2014/chartex" xmlns:cx1="http://schemas.microsoft.com/office/drawing/2015/9/8/chartex" xmlns:cx2="http://schemas.microsoft.com/office/drawing/2015/10/21/chartex" xmlns:cx3="http://schemas.microsoft.com/office/drawing/2016/5/9/chartex" xmlns:cx4="http://schemas.microsoft.com/office/drawing/2016/5/10/chartex" xmlns:cx5="http://schemas.microsoft.com/office/drawing/2016/5/11/chartex" xmlns:cx6="http://schemas.microsoft.com/office/drawing/2016/5/12/chartex" xmlns:cx7="http://schemas.microsoft.com/office/drawing/2016/5/13/chartex" xmlns:cx8="http://schemas.microsoft.com/office/drawing/2016/5/14/chartex" xmlns:mc="http://schemas.openxmlformats.org/markup-compatibility/2006" xmlns:aink="http://schemas.microsoft.com/office/drawing/2016/ink" xmlns:am3d="http://schemas.microsoft.com/office/drawing/2017/model3d" xmlns:o="urn:schemas-microsoft-com:office:office" xmlns:oel="http://schemas.microsoft.com/office/2019/extlst" xmlns:r="http://schemas.openxmlformats.org/officeDocument/2006/relationships" xmlns:m="http://schemas.openxmlformats.org/officeDocument/2006/math" xmlns:v="urn:schemas-microsoft-com:vml" xmlns:wp14="http://schemas.microsoft.com/office/word/2010/wordprocessingDrawing" xmlns:wp="http://schemas.openxmlformats.org/drawingml/2006/wordprocessingDrawing" xmlns:w10="urn:schemas-microsoft-com:office:word" xmlns:w="http://schemas.openxmlformats.org/wordprocessingml/2006/main" xmlns:w14="http://schemas.microsoft.com/office/word/2010/wordml" xmlns:w15="http://schemas.microsoft.com/office/word/2012/wordml" xmlns:w16cex="http://schemas.microsoft.com/office/word/2018/wordml/cex" xmlns:w16cid="http://schemas.microsoft.com/office/word/2016/wordml/cid" xmlns:w16="http://schemas.microsoft.com/office/word/2018/wordml" xmlns:w16sdtdh="http://schemas.microsoft.com/office/word/2020/wordml/sdtdatahash" xmlns:w16se="http://schemas.microsoft.com/office/word/2015/wordml/symex" xmlns:wpg="http://schemas.microsoft.com/office/word/2010/wordprocessingGroup" xmlns:wpi="http://schemas.microsoft.com/office/word/2010/wordprocessingInk" xmlns:wne="http://schemas.microsoft.com/office/word/2006/wordml" xmlns:wps="http://schemas.microsoft.com/office/word/2010/wordprocessingShape" mc:Ignorable="w14 w15 w16se w16cid w16 w16cex w16sdtdh wp14">
+<w:document xmlns:wpc="http://schemas.microsoft.com/office/word/2010/wordprocessingCanvas" xmlns:cx="http://schemas.microsoft.com/office/drawing/2014/chartex" xmlns:cx1="http://schemas.microsoft.com/office/drawing/2015/9/8/chartex" xmlns:cx2="http://schemas.microsoft.com/office/drawing/2015/10/21/chartex" xmlns:cx3="http://schemas.microsoft.com/office/drawing/2016/5/9/chartex" xmlns:cx4="http://schemas.microsoft.com/office/drawing/2016/5/10/chartex" xmlns:cx5="http://schemas.microsoft.com/office/drawing/2016/5/11/chartex" xmlns:cx6="http://schemas.microsoft.com/office/drawing/2016/5/12/chartex" xmlns:cx7="http://schemas.microsoft.com/office/drawing/2016/5/13/chartex" xmlns:cx8="http://schemas.microsoft.com/office/drawing/2016/5/14/chartex" xmlns:mc="http://schemas.openxmlformats.org/markup-compatibility/2006" xmlns:aink="http://schemas.microsoft.com/office/drawing/2016/ink" xmlns:am3d="http://schemas.microsoft.com/office/drawing/2017/model3d" xmlns:o="urn:schemas-microsoft-com:office:office" xmlns:oel="http://schemas.microsoft.com/office/2019/extlst" xmlns:r="http://schemas.openxmlformats.org/officeDocument/2006/relationships" xmlns:m="http://schemas.openxmlformats.org/officeDocument/2006/math" xmlns:v="urn:schemas-microsoft-com:vml" xmlns:wp14="http://schemas.microsoft.com/office/word/2010/wordprocessingDrawing" xmlns:wp="http://schemas.openxmlformats.org/drawingml/2006/wordprocessingDrawing" xmlns:w10="urn:schemas-microsoft-com:office:word" xmlns:w="http://schemas.openxmlformats.org/wordprocessingml/2006/main" xmlns:w14="http://schemas.microsoft.com/office/word/2010/wordml" xmlns:w15="http://schemas.microsoft.com/office/word/2012/wordml" xmlns:w16cex="http://schemas.microsoft.com/office/word/2018/wordml/cex" xmlns:w16cid="http://schemas.microsoft.com/office/word/2016/wordml/cid" xmlns:w16="http://schemas.microsoft.com/office/word/2018/wordml" xmlns:w16du="http://schemas.microsoft.com/office/word/2023/wordml/word16du" xmlns:w16sdtdh="http://schemas.microsoft.com/office/word/2020/wordml/sdtdatahash" xmlns:w16sdtfl="http://schemas.microsoft.com/office/word/2024/wordml/sdtformatlock" xmlns:w16se="http://schemas.microsoft.com/office/word/2015/wordml/symex" xmlns:wpg="http://schemas.microsoft.com/office/word/2010/wordprocessingGroup" xmlns:wpi="http://schemas.microsoft.com/office/word/2010/wordprocessingInk" xmlns:wne="http://schemas.microsoft.com/office/word/2006/wordml" xmlns:wps="http://schemas.microsoft.com/office/word/2010/wordprocessingShape" mc:Ignorable="w14 w15 w16se w16cid w16 w16cex w16sdtdh w16sdtfl w16du wp14">
   <w:body>
     <w:p>
       <w:pPr>
         <w:rPr>
-          <w:rFonts w:ascii="Garamond" w:hAnsi="Garamond"/>
+          <w:rFonts w:ascii="Brill" w:hAnsi="Brill"/>
         </w:rPr>
       </w:pPr>
-      <w:proofErr w:type="spellStart"/>
-      <w:r>
-        <w:rPr>
-          <w:rFonts w:ascii="Garamond" w:hAnsi="Garamond"/>
-        </w:rPr>
-        <w:t>Dixo</w:t>
-      </w:r>
-      <w:proofErr w:type="spellEnd"/>
-      <w:r>
-        <w:rPr>
-          <w:rFonts w:ascii="Garamond" w:hAnsi="Garamond"/>
-        </w:rPr>
-        <w:t xml:space="preserve"> el </w:t>
-      </w:r>
-      <w:proofErr w:type="spellStart"/>
-      <w:r>
-        <w:rPr>
-          <w:rFonts w:ascii="Garamond" w:hAnsi="Garamond"/>
+      <w:r>
+        <w:rPr>
+          <w:rFonts w:ascii="Brill" w:hAnsi="Brill"/>
+        </w:rPr>
+        <w:t xml:space="preserve">Dixo el </w:t>
+      </w:r>
+      <w:proofErr w:type="spellStart"/>
+      <w:r>
+        <w:rPr>
+          <w:rFonts w:ascii="Brill" w:hAnsi="Brill"/>
         </w:rPr>
         <w:t>discipulo</w:t>
       </w:r>
       <w:proofErr w:type="spellEnd"/>
       <w:r>
         <w:rPr>
-          <w:rFonts w:ascii="Garamond" w:hAnsi="Garamond"/>
-        </w:rPr>
-        <w:t xml:space="preserve"> maestro quiero te </w:t>
-      </w:r>
-      <w:proofErr w:type="spellStart"/>
-      <w:r>
-        <w:rPr>
-          <w:rFonts w:ascii="Garamond" w:hAnsi="Garamond"/>
-        </w:rPr>
-        <w:t>fazer</w:t>
-      </w:r>
-      <w:proofErr w:type="spellEnd"/>
-      <w:r>
-        <w:rPr>
-          <w:rFonts w:ascii="Garamond" w:hAnsi="Garamond"/>
-        </w:rPr>
-        <w:t xml:space="preserve"> una demanda e ruego te que me respondas a ella e la demanda es esta do </w:t>
-      </w:r>
-      <w:proofErr w:type="spellStart"/>
-      <w:r>
-        <w:rPr>
-          <w:rFonts w:ascii="Garamond" w:hAnsi="Garamond"/>
+          <w:rFonts w:ascii="Brill" w:hAnsi="Brill"/>
+        </w:rPr>
+        <w:t xml:space="preserve"> maestro quiero te fazer una demanda e ruego te que me respondas a ella e la demanda es esta do </w:t>
+      </w:r>
+      <w:proofErr w:type="spellStart"/>
+      <w:r>
+        <w:rPr>
+          <w:rFonts w:ascii="Brill" w:hAnsi="Brill"/>
         </w:rPr>
         <w:t>esta</w:t>
       </w:r>
       <w:proofErr w:type="spellEnd"/>
       <w:r>
         <w:rPr>
-          <w:rFonts w:ascii="Garamond" w:hAnsi="Garamond"/>
+          <w:rFonts w:ascii="Brill" w:hAnsi="Brill"/>
         </w:rPr>
         <w:t xml:space="preserve"> el alma del </w:t>
       </w:r>
       <w:proofErr w:type="spellStart"/>
       <w:r>
         <w:rPr>
-          <w:rFonts w:ascii="Garamond" w:hAnsi="Garamond"/>
+          <w:rFonts w:ascii="Brill" w:hAnsi="Brill"/>
         </w:rPr>
         <w:t>ome</w:t>
       </w:r>
       <w:proofErr w:type="spellEnd"/>
       <w:r>
         <w:rPr>
-          <w:rFonts w:ascii="Garamond" w:hAnsi="Garamond"/>
+          <w:rFonts w:ascii="Brill" w:hAnsi="Brill"/>
         </w:rPr>
         <w:t xml:space="preserve"> si </w:t>
       </w:r>
       <w:proofErr w:type="spellStart"/>
       <w:r>
         <w:rPr>
-          <w:rFonts w:ascii="Garamond" w:hAnsi="Garamond"/>
+          <w:rFonts w:ascii="Brill" w:hAnsi="Brill"/>
         </w:rPr>
         <w:t>esta</w:t>
       </w:r>
       <w:proofErr w:type="spellEnd"/>
       <w:r>
         <w:rPr>
-          <w:rFonts w:ascii="Garamond" w:hAnsi="Garamond"/>
+          <w:rFonts w:ascii="Brill" w:hAnsi="Brill"/>
         </w:rPr>
         <w:t xml:space="preserve"> en un lugar o si </w:t>
       </w:r>
       <w:proofErr w:type="spellStart"/>
       <w:r>
         <w:rPr>
-          <w:rFonts w:ascii="Garamond" w:hAnsi="Garamond"/>
+          <w:rFonts w:ascii="Brill" w:hAnsi="Brill"/>
         </w:rPr>
         <w:t>esta</w:t>
       </w:r>
       <w:proofErr w:type="spellEnd"/>
       <w:r>
         <w:rPr>
-          <w:rFonts w:ascii="Garamond" w:hAnsi="Garamond"/>
+          <w:rFonts w:ascii="Brill" w:hAnsi="Brill"/>
         </w:rPr>
         <w:t xml:space="preserve"> en todo el cuerpo </w:t>
       </w:r>
       <w:proofErr w:type="spellStart"/>
       <w:r>
         <w:rPr>
-          <w:rFonts w:ascii="Garamond" w:hAnsi="Garamond"/>
+          <w:rFonts w:ascii="Brill" w:hAnsi="Brill"/>
         </w:rPr>
         <w:t>respondio</w:t>
       </w:r>
       <w:proofErr w:type="spellEnd"/>
       <w:r>
         <w:rPr>
-          <w:rFonts w:ascii="Garamond" w:hAnsi="Garamond"/>
+          <w:rFonts w:ascii="Brill" w:hAnsi="Brill"/>
         </w:rPr>
         <w:t xml:space="preserve"> el maestro yo te lo </w:t>
       </w:r>
       <w:proofErr w:type="spellStart"/>
       <w:r>
         <w:rPr>
-          <w:rFonts w:ascii="Garamond" w:hAnsi="Garamond"/>
+          <w:rFonts w:ascii="Brill" w:hAnsi="Brill"/>
         </w:rPr>
         <w:t>dire</w:t>
       </w:r>
       <w:proofErr w:type="spellEnd"/>
       <w:r>
         <w:rPr>
-          <w:rFonts w:ascii="Garamond" w:hAnsi="Garamond"/>
+          <w:rFonts w:ascii="Brill" w:hAnsi="Brill"/>
         </w:rPr>
         <w:t xml:space="preserve"> es </w:t>
       </w:r>
       <w:proofErr w:type="spellStart"/>
       <w:r>
         <w:rPr>
-          <w:rFonts w:ascii="Garamond" w:hAnsi="Garamond"/>
+          <w:rFonts w:ascii="Brill" w:hAnsi="Brill"/>
         </w:rPr>
         <w:t>esprito</w:t>
       </w:r>
       <w:proofErr w:type="spellEnd"/>
       <w:r>
         <w:rPr>
-          <w:rFonts w:ascii="Garamond" w:hAnsi="Garamond"/>
+          <w:rFonts w:ascii="Brill" w:hAnsi="Brill"/>
         </w:rPr>
         <w:t xml:space="preserve"> de vida que dios </w:t>
       </w:r>
       <w:proofErr w:type="spellStart"/>
       <w:r>
         <w:rPr>
-          <w:rFonts w:ascii="Garamond" w:hAnsi="Garamond"/>
+          <w:rFonts w:ascii="Brill" w:hAnsi="Brill"/>
         </w:rPr>
         <w:t>metio</w:t>
       </w:r>
       <w:proofErr w:type="spellEnd"/>
       <w:r>
         <w:rPr>
-          <w:rFonts w:ascii="Garamond" w:hAnsi="Garamond"/>
-        </w:rPr>
-        <w:t xml:space="preserve"> en el cuerpo del </w:t>
-      </w:r>
-      <w:proofErr w:type="spellStart"/>
-      <w:r>
-        <w:rPr>
-          <w:rFonts w:ascii="Garamond" w:hAnsi="Garamond"/>
-        </w:rPr>
-        <w:t>ombre</w:t>
-      </w:r>
-      <w:proofErr w:type="spellEnd"/>
-      <w:r>
-        <w:rPr>
-          <w:rFonts w:ascii="Garamond" w:hAnsi="Garamond"/>
-        </w:rPr>
-        <w:t xml:space="preserve"> e </w:t>
-      </w:r>
-      <w:proofErr w:type="spellStart"/>
-      <w:r>
-        <w:rPr>
-          <w:rFonts w:ascii="Garamond" w:hAnsi="Garamond"/>
-        </w:rPr>
-        <w:t>segund</w:t>
-      </w:r>
-      <w:proofErr w:type="spellEnd"/>
-      <w:r>
-        <w:rPr>
-          <w:rFonts w:ascii="Garamond" w:hAnsi="Garamond"/>
+          <w:rFonts w:ascii="Brill" w:hAnsi="Brill"/>
+        </w:rPr>
+        <w:t xml:space="preserve"> en el cuerpo del ombre e segund dizen los sabios la casa en que ella esta arraigada es en el </w:t>
+      </w:r>
+      <w:proofErr w:type="spellStart"/>
+      <w:r>
+        <w:rPr>
+          <w:rFonts w:ascii="Brill" w:hAnsi="Brill"/>
+        </w:rPr>
+        <w:t>coraçon</w:t>
+      </w:r>
+      <w:proofErr w:type="spellEnd"/>
+      <w:r>
+        <w:rPr>
+          <w:rFonts w:ascii="Brill" w:hAnsi="Brill"/>
+        </w:rPr>
+        <w:t xml:space="preserve"> del ombre esto puedes ver por el ombre que </w:t>
+      </w:r>
+      <w:proofErr w:type="spellStart"/>
+      <w:r>
+        <w:rPr>
+          <w:rFonts w:ascii="Brill" w:hAnsi="Brill"/>
+        </w:rPr>
+        <w:t>fieren</w:t>
+      </w:r>
+      <w:proofErr w:type="spellEnd"/>
+      <w:r>
+        <w:rPr>
+          <w:rFonts w:ascii="Brill" w:hAnsi="Brill"/>
+        </w:rPr>
+        <w:t xml:space="preserve"> de alguna ferida que si poco o mucho le atañe en el </w:t>
+      </w:r>
+      <w:proofErr w:type="spellStart"/>
+      <w:r>
+        <w:rPr>
+          <w:rFonts w:ascii="Brill" w:hAnsi="Brill"/>
+        </w:rPr>
+        <w:t>coraçon</w:t>
+      </w:r>
+      <w:proofErr w:type="spellEnd"/>
+      <w:r>
+        <w:rPr>
+          <w:rFonts w:ascii="Brill" w:hAnsi="Brill"/>
+        </w:rPr>
+        <w:t xml:space="preserve"> luego es muerto ca todo el </w:t>
+      </w:r>
+      <w:proofErr w:type="spellStart"/>
+      <w:r>
+        <w:rPr>
+          <w:rFonts w:ascii="Brill" w:hAnsi="Brill"/>
+        </w:rPr>
+        <w:t>coraçon</w:t>
+      </w:r>
+      <w:proofErr w:type="spellEnd"/>
+      <w:r>
+        <w:rPr>
+          <w:rFonts w:ascii="Brill" w:hAnsi="Brill"/>
         </w:rPr>
         <w:t xml:space="preserve"> </w:t>
       </w:r>
       <w:proofErr w:type="spellStart"/>
       <w:r>
         <w:rPr>
-          <w:rFonts w:ascii="Garamond" w:hAnsi="Garamond"/>
-        </w:rPr>
-        <w:t>dizen</w:t>
-      </w:r>
-      <w:proofErr w:type="spellEnd"/>
-      <w:r>
-        <w:rPr>
-          <w:rFonts w:ascii="Garamond" w:hAnsi="Garamond"/>
-        </w:rPr>
-        <w:t xml:space="preserve"> los sabios la casa en que ella esta arraigada es en el </w:t>
-      </w:r>
-      <w:proofErr w:type="spellStart"/>
-      <w:r>
-        <w:rPr>
-          <w:rFonts w:ascii="Garamond" w:hAnsi="Garamond"/>
+          <w:rFonts w:ascii="Brill" w:hAnsi="Brill"/>
+        </w:rPr>
+        <w:t>esta</w:t>
+      </w:r>
+      <w:proofErr w:type="spellEnd"/>
+      <w:r>
+        <w:rPr>
+          <w:rFonts w:ascii="Brill" w:hAnsi="Brill"/>
+        </w:rPr>
+        <w:t xml:space="preserve"> presto de la virtud del alma </w:t>
+      </w:r>
+      <w:proofErr w:type="spellStart"/>
+      <w:r>
+        <w:rPr>
+          <w:rFonts w:ascii="Brill" w:hAnsi="Brill"/>
+        </w:rPr>
+        <w:t>mas</w:t>
+      </w:r>
+      <w:proofErr w:type="spellEnd"/>
+      <w:r>
+        <w:rPr>
+          <w:rFonts w:ascii="Brill" w:hAnsi="Brill"/>
+        </w:rPr>
+        <w:t xml:space="preserve"> como quier que aquel lugar es </w:t>
+      </w:r>
+      <w:proofErr w:type="spellStart"/>
+      <w:r>
+        <w:rPr>
+          <w:rFonts w:ascii="Brill" w:hAnsi="Brill"/>
+        </w:rPr>
+        <w:t>mas</w:t>
+      </w:r>
+      <w:proofErr w:type="spellEnd"/>
+      <w:r>
+        <w:rPr>
+          <w:rFonts w:ascii="Brill" w:hAnsi="Brill"/>
+        </w:rPr>
+        <w:t xml:space="preserve"> suyo señalado que otro alguno por todo el cuerpo se </w:t>
+      </w:r>
+      <w:proofErr w:type="spellStart"/>
+      <w:r>
+        <w:rPr>
+          <w:rFonts w:ascii="Brill" w:hAnsi="Brill"/>
+        </w:rPr>
+        <w:t>estiende</w:t>
+      </w:r>
+      <w:proofErr w:type="spellEnd"/>
+      <w:r>
+        <w:rPr>
+          <w:rFonts w:ascii="Brill" w:hAnsi="Brill"/>
+        </w:rPr>
+        <w:t xml:space="preserve"> la su virtud ca non ha </w:t>
+      </w:r>
+      <w:proofErr w:type="spellStart"/>
+      <w:r>
+        <w:rPr>
+          <w:rFonts w:ascii="Brill" w:hAnsi="Brill"/>
+        </w:rPr>
+        <w:t>honbre</w:t>
+      </w:r>
+      <w:proofErr w:type="spellEnd"/>
+      <w:r>
+        <w:rPr>
+          <w:rFonts w:ascii="Brill" w:hAnsi="Brill"/>
+        </w:rPr>
+        <w:t xml:space="preserve"> que pudiese mandar </w:t>
+      </w:r>
+      <w:proofErr w:type="spellStart"/>
+      <w:r>
+        <w:rPr>
+          <w:rFonts w:ascii="Brill" w:hAnsi="Brill"/>
+        </w:rPr>
+        <w:t>ningun</w:t>
+      </w:r>
+      <w:proofErr w:type="spellEnd"/>
+      <w:r>
+        <w:rPr>
+          <w:rFonts w:ascii="Brill" w:hAnsi="Brill"/>
+        </w:rPr>
+        <w:t xml:space="preserve"> </w:t>
+      </w:r>
+      <w:proofErr w:type="spellStart"/>
+      <w:r>
+        <w:rPr>
+          <w:rFonts w:ascii="Brill" w:hAnsi="Brill"/>
+        </w:rPr>
+        <w:t>mienbro</w:t>
+      </w:r>
+      <w:proofErr w:type="spellEnd"/>
+      <w:r>
+        <w:rPr>
+          <w:rFonts w:ascii="Brill" w:hAnsi="Brill"/>
+        </w:rPr>
+        <w:t xml:space="preserve"> de los del cuerpo si non por la virtud del alma que le faze fazer ca </w:t>
+      </w:r>
+      <w:proofErr w:type="spellStart"/>
+      <w:r>
+        <w:rPr>
+          <w:rFonts w:ascii="Brill" w:hAnsi="Brill"/>
+        </w:rPr>
+        <w:t>asi</w:t>
+      </w:r>
+      <w:proofErr w:type="spellEnd"/>
+      <w:r>
+        <w:rPr>
+          <w:rFonts w:ascii="Brill" w:hAnsi="Brill"/>
+        </w:rPr>
+        <w:t xml:space="preserve"> como el alma pone en su voluntad por fazer lo </w:t>
+      </w:r>
+      <w:proofErr w:type="spellStart"/>
+      <w:r>
+        <w:rPr>
+          <w:rFonts w:ascii="Brill" w:hAnsi="Brill"/>
+        </w:rPr>
+        <w:t>asi</w:t>
+      </w:r>
+      <w:proofErr w:type="spellEnd"/>
+      <w:r>
+        <w:rPr>
+          <w:rFonts w:ascii="Brill" w:hAnsi="Brill"/>
+        </w:rPr>
+        <w:t xml:space="preserve"> </w:t>
+      </w:r>
+      <w:proofErr w:type="spellStart"/>
+      <w:r>
+        <w:rPr>
+          <w:rFonts w:ascii="Brill" w:hAnsi="Brill"/>
+        </w:rPr>
+        <w:t>envia</w:t>
+      </w:r>
+      <w:proofErr w:type="spellEnd"/>
+      <w:r>
+        <w:rPr>
+          <w:rFonts w:ascii="Brill" w:hAnsi="Brill"/>
+        </w:rPr>
+        <w:t xml:space="preserve"> luego su virtud por que se </w:t>
+      </w:r>
+      <w:proofErr w:type="spellStart"/>
+      <w:r>
+        <w:rPr>
+          <w:rFonts w:ascii="Brill" w:hAnsi="Brill"/>
+        </w:rPr>
+        <w:t>faga</w:t>
+      </w:r>
+      <w:proofErr w:type="spellEnd"/>
+      <w:r>
+        <w:rPr>
+          <w:rFonts w:ascii="Brill" w:hAnsi="Brill"/>
+        </w:rPr>
+        <w:t xml:space="preserve"> e a menester de lo que se </w:t>
+      </w:r>
+      <w:proofErr w:type="spellStart"/>
+      <w:r>
+        <w:rPr>
+          <w:rFonts w:ascii="Brill" w:hAnsi="Brill"/>
+        </w:rPr>
+        <w:t>contesce</w:t>
+      </w:r>
+      <w:proofErr w:type="spellEnd"/>
+      <w:r>
+        <w:rPr>
+          <w:rFonts w:ascii="Brill" w:hAnsi="Brill"/>
+        </w:rPr>
+        <w:t xml:space="preserve"> cada </w:t>
+      </w:r>
+      <w:proofErr w:type="spellStart"/>
+      <w:r>
+        <w:rPr>
+          <w:rFonts w:ascii="Brill" w:hAnsi="Brill"/>
+        </w:rPr>
+        <w:t>dia</w:t>
+      </w:r>
+      <w:proofErr w:type="spellEnd"/>
+      <w:r>
+        <w:rPr>
+          <w:rFonts w:ascii="Brill" w:hAnsi="Brill"/>
+        </w:rPr>
+        <w:t xml:space="preserve"> en que puedes ver que es </w:t>
+      </w:r>
+      <w:proofErr w:type="spellStart"/>
+      <w:r>
+        <w:rPr>
+          <w:rFonts w:ascii="Brill" w:hAnsi="Brill"/>
+        </w:rPr>
+        <w:t>asi</w:t>
+      </w:r>
+      <w:proofErr w:type="spellEnd"/>
+      <w:r>
+        <w:rPr>
+          <w:rFonts w:ascii="Brill" w:hAnsi="Brill"/>
+        </w:rPr>
+        <w:t xml:space="preserve"> como te yo digo para mientes en el ombre que muere su muerte natural en su lecho y veras en el que </w:t>
+      </w:r>
+      <w:proofErr w:type="spellStart"/>
+      <w:r>
+        <w:rPr>
+          <w:rFonts w:ascii="Brill" w:hAnsi="Brill"/>
+        </w:rPr>
+        <w:t>asi</w:t>
+      </w:r>
+      <w:proofErr w:type="spellEnd"/>
+      <w:r>
+        <w:rPr>
+          <w:rFonts w:ascii="Brill" w:hAnsi="Brill"/>
+        </w:rPr>
+        <w:t xml:space="preserve"> como se arranca el alma del </w:t>
+      </w:r>
+      <w:proofErr w:type="spellStart"/>
+      <w:r>
+        <w:rPr>
+          <w:rFonts w:ascii="Brill" w:hAnsi="Brill"/>
         </w:rPr>
         <w:t>coraçon</w:t>
       </w:r>
       <w:proofErr w:type="spellEnd"/>
       <w:r>
         <w:rPr>
-          <w:rFonts w:ascii="Garamond" w:hAnsi="Garamond"/>
-        </w:rPr>
-        <w:t xml:space="preserve"> del </w:t>
-      </w:r>
-      <w:proofErr w:type="spellStart"/>
-      <w:r>
-        <w:rPr>
-          <w:rFonts w:ascii="Garamond" w:hAnsi="Garamond"/>
-        </w:rPr>
-        <w:t>ombre</w:t>
-      </w:r>
-      <w:proofErr w:type="spellEnd"/>
-      <w:r>
-        <w:rPr>
-          <w:rFonts w:ascii="Garamond" w:hAnsi="Garamond"/>
-        </w:rPr>
-        <w:t xml:space="preserve"> esto puedes ver por el </w:t>
-      </w:r>
-      <w:proofErr w:type="spellStart"/>
-      <w:r>
-        <w:rPr>
-          <w:rFonts w:ascii="Garamond" w:hAnsi="Garamond"/>
-        </w:rPr>
-        <w:t>ombre</w:t>
-      </w:r>
-      <w:proofErr w:type="spellEnd"/>
-      <w:r>
-        <w:rPr>
-          <w:rFonts w:ascii="Garamond" w:hAnsi="Garamond"/>
-        </w:rPr>
-        <w:t xml:space="preserve"> que </w:t>
-      </w:r>
-      <w:proofErr w:type="spellStart"/>
-      <w:r>
-        <w:rPr>
-          <w:rFonts w:ascii="Garamond" w:hAnsi="Garamond"/>
-        </w:rPr>
-        <w:t>fieren</w:t>
-      </w:r>
-      <w:proofErr w:type="spellEnd"/>
-      <w:r>
-        <w:rPr>
-          <w:rFonts w:ascii="Garamond" w:hAnsi="Garamond"/>
-        </w:rPr>
-        <w:t xml:space="preserve"> de alguna ferida que si poco o mucho le atañe en el </w:t>
-      </w:r>
-      <w:proofErr w:type="spellStart"/>
-      <w:r>
-        <w:rPr>
-          <w:rFonts w:ascii="Garamond" w:hAnsi="Garamond"/>
-        </w:rPr>
-        <w:t>coraçon</w:t>
-      </w:r>
-      <w:proofErr w:type="spellEnd"/>
-      <w:r>
-        <w:rPr>
-          <w:rFonts w:ascii="Garamond" w:hAnsi="Garamond"/>
-        </w:rPr>
-        <w:t xml:space="preserve"> luego es muerto ca todo el </w:t>
-      </w:r>
-      <w:proofErr w:type="spellStart"/>
-      <w:r>
-        <w:rPr>
-          <w:rFonts w:ascii="Garamond" w:hAnsi="Garamond"/>
-        </w:rPr>
-        <w:t>coraçon</w:t>
-      </w:r>
-      <w:proofErr w:type="spellEnd"/>
-      <w:r>
-        <w:rPr>
-          <w:rFonts w:ascii="Garamond" w:hAnsi="Garamond"/>
+          <w:rFonts w:ascii="Brill" w:hAnsi="Brill"/>
+        </w:rPr>
+        <w:t xml:space="preserve"> para salir fuera que </w:t>
+      </w:r>
+      <w:proofErr w:type="spellStart"/>
+      <w:r>
+        <w:rPr>
+          <w:rFonts w:ascii="Brill" w:hAnsi="Brill"/>
+        </w:rPr>
+        <w:t>asi</w:t>
+      </w:r>
+      <w:proofErr w:type="spellEnd"/>
+      <w:r>
+        <w:rPr>
+          <w:rFonts w:ascii="Brill" w:hAnsi="Brill"/>
+        </w:rPr>
+        <w:t xml:space="preserve"> muere luego el cuerpo de las rodillas a yuso e </w:t>
+      </w:r>
+      <w:proofErr w:type="spellStart"/>
+      <w:r>
+        <w:rPr>
+          <w:rFonts w:ascii="Brill" w:hAnsi="Brill"/>
+        </w:rPr>
+        <w:t>quanto</w:t>
+      </w:r>
+      <w:proofErr w:type="spellEnd"/>
+      <w:r>
+        <w:rPr>
+          <w:rFonts w:ascii="Brill" w:hAnsi="Brill"/>
         </w:rPr>
         <w:t xml:space="preserve"> </w:t>
       </w:r>
       <w:proofErr w:type="spellStart"/>
       <w:r>
         <w:rPr>
-          <w:rFonts w:ascii="Garamond" w:hAnsi="Garamond"/>
-        </w:rPr>
-        <w:t>esta</w:t>
-      </w:r>
-      <w:proofErr w:type="spellEnd"/>
-      <w:r>
-        <w:rPr>
-          <w:rFonts w:ascii="Garamond" w:hAnsi="Garamond"/>
-        </w:rPr>
-        <w:t xml:space="preserve"> presto de la virtud del alma </w:t>
-      </w:r>
-      <w:proofErr w:type="spellStart"/>
-      <w:r>
-        <w:rPr>
-          <w:rFonts w:ascii="Garamond" w:hAnsi="Garamond"/>
+          <w:rFonts w:ascii="Brill" w:hAnsi="Brill"/>
         </w:rPr>
         <w:t>mas</w:t>
       </w:r>
       <w:proofErr w:type="spellEnd"/>
       <w:r>
         <w:rPr>
-          <w:rFonts w:ascii="Garamond" w:hAnsi="Garamond"/>
-        </w:rPr>
-        <w:t xml:space="preserve"> como </w:t>
-      </w:r>
-      <w:proofErr w:type="spellStart"/>
-      <w:r>
-        <w:rPr>
-          <w:rFonts w:ascii="Garamond" w:hAnsi="Garamond"/>
-        </w:rPr>
-        <w:t>quier</w:t>
-      </w:r>
-      <w:proofErr w:type="spellEnd"/>
-      <w:r>
-        <w:rPr>
-          <w:rFonts w:ascii="Garamond" w:hAnsi="Garamond"/>
-        </w:rPr>
-        <w:t xml:space="preserve"> que aquel lugar es </w:t>
-      </w:r>
-      <w:proofErr w:type="spellStart"/>
-      <w:r>
-        <w:rPr>
-          <w:rFonts w:ascii="Garamond" w:hAnsi="Garamond"/>
+          <w:rFonts w:ascii="Brill" w:hAnsi="Brill"/>
+        </w:rPr>
+        <w:t xml:space="preserve"> </w:t>
+      </w:r>
+      <w:proofErr w:type="spellStart"/>
+      <w:r>
+        <w:rPr>
+          <w:rFonts w:ascii="Brill" w:hAnsi="Brill"/>
+        </w:rPr>
+        <w:t>sobiendo</w:t>
+      </w:r>
+      <w:proofErr w:type="spellEnd"/>
+      <w:r>
+        <w:rPr>
+          <w:rFonts w:ascii="Brill" w:hAnsi="Brill"/>
+        </w:rPr>
+        <w:t xml:space="preserve"> tanto </w:t>
+      </w:r>
+      <w:proofErr w:type="spellStart"/>
+      <w:r>
+        <w:rPr>
+          <w:rFonts w:ascii="Brill" w:hAnsi="Brill"/>
         </w:rPr>
         <w:t>mas</w:t>
       </w:r>
       <w:proofErr w:type="spellEnd"/>
       <w:r>
         <w:rPr>
-          <w:rFonts w:ascii="Garamond" w:hAnsi="Garamond"/>
-        </w:rPr>
-        <w:t xml:space="preserve"> suyo señalado que otro alguno por todo el cuerpo se </w:t>
-      </w:r>
-      <w:proofErr w:type="spellStart"/>
-      <w:r>
-        <w:rPr>
-          <w:rFonts w:ascii="Garamond" w:hAnsi="Garamond"/>
-        </w:rPr>
-        <w:t>estiende</w:t>
-      </w:r>
-      <w:proofErr w:type="spellEnd"/>
-      <w:r>
-        <w:rPr>
-          <w:rFonts w:ascii="Garamond" w:hAnsi="Garamond"/>
-        </w:rPr>
-        <w:t xml:space="preserve"> la su virtud ca non ha </w:t>
-      </w:r>
-      <w:proofErr w:type="spellStart"/>
-      <w:r>
-        <w:rPr>
-          <w:rFonts w:ascii="Garamond" w:hAnsi="Garamond"/>
-        </w:rPr>
-        <w:t>honbre</w:t>
-      </w:r>
-      <w:proofErr w:type="spellEnd"/>
-      <w:r>
-        <w:rPr>
-          <w:rFonts w:ascii="Garamond" w:hAnsi="Garamond"/>
-        </w:rPr>
-        <w:t xml:space="preserve"> que pudiese mandar </w:t>
-      </w:r>
-      <w:proofErr w:type="spellStart"/>
-      <w:r>
-        <w:rPr>
-          <w:rFonts w:ascii="Garamond" w:hAnsi="Garamond"/>
-        </w:rPr>
-        <w:t>ningun</w:t>
-      </w:r>
-      <w:proofErr w:type="spellEnd"/>
-      <w:r>
-        <w:rPr>
-          <w:rFonts w:ascii="Garamond" w:hAnsi="Garamond"/>
-        </w:rPr>
-        <w:t xml:space="preserve"> </w:t>
-      </w:r>
-      <w:proofErr w:type="spellStart"/>
-      <w:r>
-        <w:rPr>
-          <w:rFonts w:ascii="Garamond" w:hAnsi="Garamond"/>
-        </w:rPr>
-        <w:t>mienbro</w:t>
-      </w:r>
-      <w:proofErr w:type="spellEnd"/>
-      <w:r>
-        <w:rPr>
-          <w:rFonts w:ascii="Garamond" w:hAnsi="Garamond"/>
-        </w:rPr>
-        <w:t xml:space="preserve"> de los del cuerpo si non por la virtud del alma que le </w:t>
-      </w:r>
-      <w:proofErr w:type="spellStart"/>
-      <w:r>
-        <w:rPr>
-          <w:rFonts w:ascii="Garamond" w:hAnsi="Garamond"/>
-        </w:rPr>
-        <w:t>faze</w:t>
-      </w:r>
-      <w:proofErr w:type="spellEnd"/>
-      <w:r>
-        <w:rPr>
-          <w:rFonts w:ascii="Garamond" w:hAnsi="Garamond"/>
-        </w:rPr>
-        <w:t xml:space="preserve"> </w:t>
-      </w:r>
-      <w:proofErr w:type="spellStart"/>
-      <w:r>
-        <w:rPr>
-          <w:rFonts w:ascii="Garamond" w:hAnsi="Garamond"/>
-        </w:rPr>
-        <w:t>fazer</w:t>
-      </w:r>
-      <w:proofErr w:type="spellEnd"/>
-      <w:r>
-        <w:rPr>
-          <w:rFonts w:ascii="Garamond" w:hAnsi="Garamond"/>
-        </w:rPr>
-        <w:t xml:space="preserve"> ca </w:t>
-      </w:r>
-      <w:proofErr w:type="spellStart"/>
-      <w:r>
-        <w:rPr>
-          <w:rFonts w:ascii="Garamond" w:hAnsi="Garamond"/>
-        </w:rPr>
-        <w:t>asi</w:t>
-      </w:r>
-      <w:proofErr w:type="spellEnd"/>
-      <w:r>
-        <w:rPr>
-          <w:rFonts w:ascii="Garamond" w:hAnsi="Garamond"/>
-        </w:rPr>
-        <w:t xml:space="preserve"> como el alma pone en su voluntad por </w:t>
-      </w:r>
-      <w:proofErr w:type="spellStart"/>
-      <w:r>
-        <w:rPr>
-          <w:rFonts w:ascii="Garamond" w:hAnsi="Garamond"/>
-        </w:rPr>
-        <w:t>fazer</w:t>
-      </w:r>
-      <w:proofErr w:type="spellEnd"/>
-      <w:r>
-        <w:rPr>
-          <w:rFonts w:ascii="Garamond" w:hAnsi="Garamond"/>
-        </w:rPr>
-        <w:t xml:space="preserve"> lo </w:t>
-      </w:r>
-      <w:proofErr w:type="spellStart"/>
-      <w:r>
-        <w:rPr>
-          <w:rFonts w:ascii="Garamond" w:hAnsi="Garamond"/>
-        </w:rPr>
-        <w:t>asi</w:t>
-      </w:r>
-      <w:proofErr w:type="spellEnd"/>
-      <w:r>
-        <w:rPr>
-          <w:rFonts w:ascii="Garamond" w:hAnsi="Garamond"/>
-        </w:rPr>
-        <w:t xml:space="preserve"> </w:t>
-      </w:r>
-      <w:proofErr w:type="spellStart"/>
-      <w:r>
-        <w:rPr>
-          <w:rFonts w:ascii="Garamond" w:hAnsi="Garamond"/>
-        </w:rPr>
-        <w:t>envia</w:t>
-      </w:r>
-      <w:proofErr w:type="spellEnd"/>
-      <w:r>
-        <w:rPr>
-          <w:rFonts w:ascii="Garamond" w:hAnsi="Garamond"/>
-        </w:rPr>
-        <w:t xml:space="preserve"> luego su virtud por que se </w:t>
-      </w:r>
-      <w:proofErr w:type="spellStart"/>
-      <w:r>
-        <w:rPr>
-          <w:rFonts w:ascii="Garamond" w:hAnsi="Garamond"/>
-        </w:rPr>
-        <w:t>faga</w:t>
-      </w:r>
-      <w:proofErr w:type="spellEnd"/>
-      <w:r>
-        <w:rPr>
-          <w:rFonts w:ascii="Garamond" w:hAnsi="Garamond"/>
-        </w:rPr>
-        <w:t xml:space="preserve"> e a menester de lo que se </w:t>
-      </w:r>
-      <w:proofErr w:type="spellStart"/>
-      <w:r>
-        <w:rPr>
-          <w:rFonts w:ascii="Garamond" w:hAnsi="Garamond"/>
-        </w:rPr>
-        <w:t>contesce</w:t>
-      </w:r>
-      <w:proofErr w:type="spellEnd"/>
-      <w:r>
-        <w:rPr>
-          <w:rFonts w:ascii="Garamond" w:hAnsi="Garamond"/>
-        </w:rPr>
-        <w:t xml:space="preserve"> cada </w:t>
-      </w:r>
-      <w:proofErr w:type="spellStart"/>
-      <w:r>
-        <w:rPr>
-          <w:rFonts w:ascii="Garamond" w:hAnsi="Garamond"/>
-        </w:rPr>
-        <w:t>dia</w:t>
-      </w:r>
-      <w:proofErr w:type="spellEnd"/>
-      <w:r>
-        <w:rPr>
-          <w:rFonts w:ascii="Garamond" w:hAnsi="Garamond"/>
-        </w:rPr>
-        <w:t xml:space="preserve"> en que puedes ver que es </w:t>
-      </w:r>
-      <w:proofErr w:type="spellStart"/>
-      <w:r>
-        <w:rPr>
-          <w:rFonts w:ascii="Garamond" w:hAnsi="Garamond"/>
-        </w:rPr>
-        <w:t>asi</w:t>
-      </w:r>
-      <w:proofErr w:type="spellEnd"/>
-      <w:r>
-        <w:rPr>
-          <w:rFonts w:ascii="Garamond" w:hAnsi="Garamond"/>
-        </w:rPr>
-        <w:t xml:space="preserve"> como te yo digo para mientes en el </w:t>
-      </w:r>
-      <w:proofErr w:type="spellStart"/>
-      <w:r>
-        <w:rPr>
-          <w:rFonts w:ascii="Garamond" w:hAnsi="Garamond"/>
-        </w:rPr>
-        <w:t>ombre</w:t>
-      </w:r>
-      <w:proofErr w:type="spellEnd"/>
-      <w:r>
-        <w:rPr>
-          <w:rFonts w:ascii="Garamond" w:hAnsi="Garamond"/>
-        </w:rPr>
-        <w:t xml:space="preserve"> que muere su muerte natural en su lecho y veras en el que </w:t>
-      </w:r>
-      <w:proofErr w:type="spellStart"/>
-      <w:r>
-        <w:rPr>
-          <w:rFonts w:ascii="Garamond" w:hAnsi="Garamond"/>
-        </w:rPr>
-        <w:t>asi</w:t>
-      </w:r>
-      <w:proofErr w:type="spellEnd"/>
-      <w:r>
-        <w:rPr>
-          <w:rFonts w:ascii="Garamond" w:hAnsi="Garamond"/>
-        </w:rPr>
-        <w:t xml:space="preserve"> como se arranca el alma del </w:t>
-      </w:r>
-      <w:proofErr w:type="spellStart"/>
-      <w:r>
-        <w:rPr>
-          <w:rFonts w:ascii="Garamond" w:hAnsi="Garamond"/>
-        </w:rPr>
-        <w:t>coraçon</w:t>
-      </w:r>
-      <w:proofErr w:type="spellEnd"/>
-      <w:r>
-        <w:rPr>
-          <w:rFonts w:ascii="Garamond" w:hAnsi="Garamond"/>
-        </w:rPr>
-        <w:t xml:space="preserve"> para salir fuera que </w:t>
-      </w:r>
-      <w:proofErr w:type="spellStart"/>
-      <w:r>
-        <w:rPr>
-          <w:rFonts w:ascii="Garamond" w:hAnsi="Garamond"/>
-        </w:rPr>
-        <w:t>asi</w:t>
-      </w:r>
-      <w:proofErr w:type="spellEnd"/>
-      <w:r>
-        <w:rPr>
-          <w:rFonts w:ascii="Garamond" w:hAnsi="Garamond"/>
-        </w:rPr>
-        <w:t xml:space="preserve"> muere luego el cuerpo de las rodillas a yuso e </w:t>
-      </w:r>
-      <w:proofErr w:type="spellStart"/>
-      <w:r>
-        <w:rPr>
-          <w:rFonts w:ascii="Garamond" w:hAnsi="Garamond"/>
-        </w:rPr>
-        <w:t>quanto</w:t>
-      </w:r>
-      <w:proofErr w:type="spellEnd"/>
-      <w:r>
-        <w:rPr>
-          <w:rFonts w:ascii="Garamond" w:hAnsi="Garamond"/>
-        </w:rPr>
-        <w:t xml:space="preserve"> </w:t>
-      </w:r>
-      <w:proofErr w:type="spellStart"/>
-      <w:r>
-        <w:rPr>
-          <w:rFonts w:ascii="Garamond" w:hAnsi="Garamond"/>
-        </w:rPr>
-        <w:t>mas</w:t>
-      </w:r>
-      <w:proofErr w:type="spellEnd"/>
-      <w:r>
-        <w:rPr>
-          <w:rFonts w:ascii="Garamond" w:hAnsi="Garamond"/>
-        </w:rPr>
-        <w:t xml:space="preserve"> </w:t>
-      </w:r>
-      <w:proofErr w:type="spellStart"/>
-      <w:r>
-        <w:rPr>
-          <w:rFonts w:ascii="Garamond" w:hAnsi="Garamond"/>
-        </w:rPr>
-        <w:t>sobiendo</w:t>
-      </w:r>
-      <w:proofErr w:type="spellEnd"/>
-      <w:r>
-        <w:rPr>
-          <w:rFonts w:ascii="Garamond" w:hAnsi="Garamond"/>
-        </w:rPr>
-        <w:t xml:space="preserve"> tanto </w:t>
-      </w:r>
-      <w:proofErr w:type="spellStart"/>
-      <w:r>
-        <w:rPr>
-          <w:rFonts w:ascii="Garamond" w:hAnsi="Garamond"/>
-        </w:rPr>
-        <w:t>mas</w:t>
-      </w:r>
-      <w:proofErr w:type="spellEnd"/>
-      <w:r>
-        <w:rPr>
-          <w:rFonts w:ascii="Garamond" w:hAnsi="Garamond"/>
+          <w:rFonts w:ascii="Brill" w:hAnsi="Brill"/>
         </w:rPr>
         <w:t xml:space="preserve"> finando el cuerpo </w:t>
       </w:r>
       <w:proofErr w:type="spellStart"/>
       <w:r>
         <w:rPr>
-          <w:rFonts w:ascii="Garamond" w:hAnsi="Garamond"/>
+          <w:rFonts w:ascii="Brill" w:hAnsi="Brill"/>
         </w:rPr>
         <w:t>enpos</w:t>
       </w:r>
       <w:proofErr w:type="spellEnd"/>
       <w:r>
         <w:rPr>
-          <w:rFonts w:ascii="Garamond" w:hAnsi="Garamond"/>
+          <w:rFonts w:ascii="Brill" w:hAnsi="Brill"/>
         </w:rPr>
         <w:t xml:space="preserve"> ellas e finca muy frio e muy pes</w:t>
       </w:r>
       <w:r>
         <w:rPr>
-          <w:rFonts w:ascii="Garamond" w:hAnsi="Garamond"/>
+          <w:rFonts w:ascii="Brill" w:hAnsi="Brill"/>
         </w:rPr>
         <w:t>ado</w:t>
       </w:r>
@@ -684,7 +522,7 @@
 </file>
 
 <file path=word/styles.xml><?xml version="1.0" encoding="utf-8"?>
-<w:styles xmlns:mc="http://schemas.openxmlformats.org/markup-compatibility/2006" xmlns:r="http://schemas.openxmlformats.org/officeDocument/2006/relationships" xmlns:w="http://schemas.openxmlformats.org/wordprocessingml/2006/main" xmlns:w14="http://schemas.microsoft.com/office/word/2010/wordml" xmlns:w15="http://schemas.microsoft.com/office/word/2012/wordml" xmlns:w16cex="http://schemas.microsoft.com/office/word/2018/wordml/cex" xmlns:w16cid="http://schemas.microsoft.com/office/word/2016/wordml/cid" xmlns:w16="http://schemas.microsoft.com/office/word/2018/wordml" xmlns:w16sdtdh="http://schemas.microsoft.com/office/word/2020/wordml/sdtdatahash" xmlns:w16se="http://schemas.microsoft.com/office/word/2015/wordml/symex" mc:Ignorable="w14 w15 w16se w16cid w16 w16cex w16sdtdh">
+<w:styles xmlns:mc="http://schemas.openxmlformats.org/markup-compatibility/2006" xmlns:r="http://schemas.openxmlformats.org/officeDocument/2006/relationships" xmlns:w="http://schemas.openxmlformats.org/wordprocessingml/2006/main" xmlns:w14="http://schemas.microsoft.com/office/word/2010/wordml" xmlns:w15="http://schemas.microsoft.com/office/word/2012/wordml" xmlns:w16cex="http://schemas.microsoft.com/office/word/2018/wordml/cex" xmlns:w16cid="http://schemas.microsoft.com/office/word/2016/wordml/cid" xmlns:w16="http://schemas.microsoft.com/office/word/2018/wordml" xmlns:w16du="http://schemas.microsoft.com/office/word/2023/wordml/word16du" xmlns:w16sdtdh="http://schemas.microsoft.com/office/word/2020/wordml/sdtdatahash" xmlns:w16sdtfl="http://schemas.microsoft.com/office/word/2024/wordml/sdtformatlock" xmlns:w16se="http://schemas.microsoft.com/office/word/2015/wordml/symex" mc:Ignorable="w14 w15 w16se w16cid w16 w16cex w16sdtdh w16sdtfl w16du">
   <w:docDefaults>
     <w:rPrDefault>
       <w:rPr>
